--- a/dokumentumok/AI Napló.docx
+++ b/dokumentumok/AI Napló.docx
@@ -32,10 +32,7 @@
     </w:p>
     <w:p>
       <w:r>
-        <w:t xml:space="preserve">AI válasz: </w:t>
-      </w:r>
-      <w:r>
-        <w:t xml:space="preserve">Ki </w:t>
+        <w:t xml:space="preserve">AI válasz: Ki </w:t>
       </w:r>
       <w:proofErr w:type="spellStart"/>
       <w:r>
@@ -48,22 +45,97 @@
     </w:p>
     <w:p>
       <w:r>
-        <w:t xml:space="preserve">Mit tanultam: </w:t>
-      </w:r>
-      <w:r>
-        <w:t>Hogy AI megkönnyíti a munkám</w:t>
-      </w:r>
-    </w:p>
-    <w:p>
-      <w:r>
-        <w:t xml:space="preserve">Hol implementáltam: </w:t>
-      </w:r>
-      <w:r>
-        <w:t>trello tábla</w:t>
-      </w:r>
+        <w:t>Mit tanultam: Hogy AI megkönnyíti a munkám</w:t>
+      </w:r>
+    </w:p>
+    <w:p>
+      <w:r>
+        <w:t>Hol implementáltam: trello tábla</w:t>
+      </w:r>
+    </w:p>
+    <w:p>
+      <w:proofErr w:type="spellStart"/>
+      <w:proofErr w:type="gramStart"/>
+      <w:r>
+        <w:t>xy</w:t>
+      </w:r>
+      <w:proofErr w:type="gramEnd"/>
+      <w:r>
+        <w:t>.Bejegyzés</w:t>
+      </w:r>
+      <w:proofErr w:type="spellEnd"/>
+    </w:p>
+    <w:p>
       <w:bookmarkStart w:id="0" w:name="_GoBack"/>
       <w:bookmarkEnd w:id="0"/>
-    </w:p>
+      <w:proofErr w:type="gramStart"/>
+      <w:r>
+        <w:t>Dátum</w:t>
+      </w:r>
+      <w:proofErr w:type="gramEnd"/>
+      <w:r>
+        <w:t>: 2026.04.</w:t>
+      </w:r>
+      <w:r>
+        <w:t>15</w:t>
+      </w:r>
+    </w:p>
+    <w:p>
+      <w:proofErr w:type="gramStart"/>
+      <w:r>
+        <w:t>Prompt</w:t>
+      </w:r>
+      <w:proofErr w:type="gramEnd"/>
+      <w:r>
+        <w:t xml:space="preserve">: </w:t>
+      </w:r>
+      <w:proofErr w:type="spellStart"/>
+      <w:r>
+        <w:t>Kommentald</w:t>
+      </w:r>
+      <w:proofErr w:type="spellEnd"/>
+      <w:r>
+        <w:t xml:space="preserve"> ezt a </w:t>
+      </w:r>
+      <w:proofErr w:type="spellStart"/>
+      <w:r>
+        <w:t>js</w:t>
+      </w:r>
+      <w:proofErr w:type="spellEnd"/>
+      <w:r>
+        <w:t xml:space="preserve"> fájlt: kód</w:t>
+      </w:r>
+    </w:p>
+    <w:p>
+      <w:r>
+        <w:t xml:space="preserve">AI válasz: </w:t>
+      </w:r>
+      <w:r>
+        <w:t xml:space="preserve">Ki </w:t>
+      </w:r>
+      <w:proofErr w:type="spellStart"/>
+      <w:r>
+        <w:t>komenntálta</w:t>
+      </w:r>
+      <w:proofErr w:type="spellEnd"/>
+      <w:r>
+        <w:t xml:space="preserve"> a kódot</w:t>
+      </w:r>
+    </w:p>
+    <w:p>
+      <w:r>
+        <w:t>Mit tanultam: Hogy AI megkönnyíti a munkám</w:t>
+      </w:r>
+    </w:p>
+    <w:p>
+      <w:r>
+        <w:t xml:space="preserve">Hol implementáltam: </w:t>
+      </w:r>
+      <w:r>
+        <w:t>kosar.js</w:t>
+      </w:r>
+    </w:p>
+    <w:p/>
     <w:sectPr>
       <w:pgSz w:w="11906" w:h="16838"/>
       <w:pgMar w:top="1417" w:right="1417" w:bottom="1417" w:left="1417" w:header="708" w:footer="708" w:gutter="0"/>
@@ -467,6 +539,7 @@
   <w:style w:type="paragraph" w:default="1" w:styleId="Norml">
     <w:name w:val="Normal"/>
     <w:qFormat/>
+    <w:rsid w:val="00D823EA"/>
   </w:style>
   <w:style w:type="character" w:default="1" w:styleId="Bekezdsalapbettpusa">
     <w:name w:val="Default Paragraph Font"/>
